--- a/docs/CloudDrive_Report_3_Sharing.docx
+++ b/docs/CloudDrive_Report_3_Sharing.docx
@@ -52,7 +52,7 @@
         <w:rPr>
           <w:sz w:val="22"/>
         </w:rPr>
-        <w:t>Prepared by: Member 3</w:t>
+        <w:t>Prepared by: Touseef Abbas</w:t>
         <w:br/>
         <w:t>Project: CloudDrive — Scalable File Storage on AWS</w:t>
         <w:br/>
@@ -358,7 +358,7 @@
               <w:rPr>
                 <w:sz w:val="18"/>
               </w:rPr>
-              <w:t>Member 1</w:t>
+              <w:t>Abdul Ahad</w:t>
             </w:r>
           </w:p>
         </w:tc>
@@ -418,7 +418,7 @@
               <w:rPr>
                 <w:sz w:val="18"/>
               </w:rPr>
-              <w:t>Member 3 (this report)</w:t>
+              <w:t>Touseef Abbas (this report)</w:t>
             </w:r>
           </w:p>
         </w:tc>

--- a/docs/CloudDrive_Report_3_Sharing.docx
+++ b/docs/CloudDrive_Report_3_Sharing.docx
@@ -52,7 +52,7 @@
         <w:rPr>
           <w:sz w:val="22"/>
         </w:rPr>
-        <w:t>Prepared by: Touseef Abbas</w:t>
+        <w:t>Prepared by: Abdul Ahad</w:t>
         <w:br/>
         <w:t>Project: CloudDrive — Scalable File Storage on AWS</w:t>
         <w:br/>
@@ -204,7 +204,7 @@
           <w:color w:val="1F2937"/>
           <w:sz w:val="21"/>
         </w:rPr>
-        <w:t>6. My Cloud &amp; DevOps Contribution — Deployment &amp; Networking</w:t>
+        <w:t>6. My Cloud &amp; DevOps Contribution — Docker, Deployment &amp; Networking</w:t>
       </w:r>
       <w:r>
         <w:rPr>
@@ -212,7 +212,7 @@
           <w:sz w:val="21"/>
         </w:rPr>
         <w:tab/>
-        <w:t>5</w:t>
+        <w:t>6</w:t>
       </w:r>
     </w:p>
     <w:p>
@@ -235,7 +235,7 @@
           <w:sz w:val="21"/>
         </w:rPr>
         <w:tab/>
-        <w:t>6</w:t>
+        <w:t>7</w:t>
       </w:r>
     </w:p>
     <w:p>
@@ -358,7 +358,7 @@
               <w:rPr>
                 <w:sz w:val="18"/>
               </w:rPr>
-              <w:t>Abdul Ahad</w:t>
+              <w:t>Touseef Abbas</w:t>
             </w:r>
           </w:p>
         </w:tc>
@@ -404,7 +404,7 @@
               <w:rPr>
                 <w:sz w:val="18"/>
               </w:rPr>
-              <w:t>Sharing &amp; Collaboration</w:t>
+              <w:t>Sharing &amp; Collaboration (+ Docker/Deployment)</w:t>
             </w:r>
           </w:p>
         </w:tc>
@@ -418,7 +418,7 @@
               <w:rPr>
                 <w:sz w:val="18"/>
               </w:rPr>
-              <w:t>Touseef Abbas (this report)</w:t>
+              <w:t>Abdul Ahad (this report)</w:t>
             </w:r>
           </w:p>
         </w:tc>
@@ -1103,7 +1103,7 @@
               <w:rPr>
                 <w:sz w:val="18"/>
               </w:rPr>
-              <w:t>SQLAlchemy</w:t>
+              <w:t>Docker</w:t>
             </w:r>
           </w:p>
         </w:tc>
@@ -1117,7 +1117,37 @@
               <w:rPr>
                 <w:sz w:val="18"/>
               </w:rPr>
-              <w:t>Database-agnostic ORM mapping Python objects to tables. Benefit: switch SQLite (local) to PostgreSQL (cloud) with no code change; avoids hand-written SQL.</w:t>
+              <w:t>Packages the app and its dependencies into a container. Benefit: runs identically everywhere — no 'works on my machine' issues.</w:t>
+            </w:r>
+          </w:p>
+        </w:tc>
+      </w:tr>
+      <w:tr>
+        <w:tc>
+          <w:tcPr>
+            <w:tcW w:type="dxa" w:w="2448"/>
+          </w:tcPr>
+          <w:p>
+            <w:r/>
+            <w:r>
+              <w:rPr>
+                <w:sz w:val="18"/>
+              </w:rPr>
+              <w:t>Amazon ECR</w:t>
+            </w:r>
+          </w:p>
+        </w:tc>
+        <w:tc>
+          <w:tcPr>
+            <w:tcW w:type="dxa" w:w="6624"/>
+          </w:tcPr>
+          <w:p>
+            <w:r/>
+            <w:r>
+              <w:rPr>
+                <w:sz w:val="18"/>
+              </w:rPr>
+              <w:t>Private registry for Docker images. Benefit: secure, integrates directly with ECS deployments.</w:t>
             </w:r>
           </w:p>
         </w:tc>
@@ -1281,7 +1311,7 @@
         <w:rPr>
           <w:color w:val="2563EB"/>
         </w:rPr>
-        <w:t>6. My Cloud &amp; DevOps Contribution — Deployment &amp; Networking</w:t>
+        <w:t>6. My Cloud &amp; DevOps Contribution — Docker, Deployment &amp; Networking</w:t>
       </w:r>
     </w:p>
     <w:p>
@@ -1293,7 +1323,18 @@
           <w:color w:val="1F2937"/>
           <w:sz w:val="21"/>
         </w:rPr>
-        <w:t>I own getting the application onto the internet and the network that supports it.</w:t>
+        <w:t>I own packaging the application into a container and getting it onto the internet, plus the network that supports it. The Dockerfile installs dependencies, copies the code, and starts the API server:</w:t>
+      </w:r>
+    </w:p>
+    <w:p>
+      <w:pPr>
+        <w:pStyle w:val="ListBullet"/>
+      </w:pPr>
+      <w:r>
+        <w:rPr>
+          <w:sz w:val="21"/>
+        </w:rPr>
+        <w:t>A Dockerfile that containerizes the whole app; the same image runs locally and on ECS via ECR.</w:t>
       </w:r>
     </w:p>
     <w:p>
@@ -1327,6 +1368,55 @@
           <w:sz w:val="21"/>
         </w:rPr>
         <w:t>The continuous-deployment workflow that builds the image and ships it.</w:t>
+      </w:r>
+    </w:p>
+    <w:p>
+      <w:pPr>
+        <w:spacing w:after="160" w:before="40"/>
+      </w:pPr>
+      <w:r>
+        <w:rPr>
+          <w:rFonts w:ascii="Consolas" w:hAnsi="Consolas"/>
+          <w:color w:val="0B3066"/>
+          <w:sz w:val="17"/>
+        </w:rPr>
+        <w:t>FROM python:3.12-slim</w:t>
+        <w:br/>
+      </w:r>
+      <w:r>
+        <w:rPr>
+          <w:rFonts w:ascii="Consolas" w:hAnsi="Consolas"/>
+          <w:color w:val="0B3066"/>
+          <w:sz w:val="17"/>
+        </w:rPr>
+        <w:t>WORKDIR /app</w:t>
+        <w:br/>
+      </w:r>
+      <w:r>
+        <w:rPr>
+          <w:rFonts w:ascii="Consolas" w:hAnsi="Consolas"/>
+          <w:color w:val="0B3066"/>
+          <w:sz w:val="17"/>
+        </w:rPr>
+        <w:t>RUN pip install --no-cache-dir -r requirements.txt</w:t>
+        <w:br/>
+      </w:r>
+      <w:r>
+        <w:rPr>
+          <w:rFonts w:ascii="Consolas" w:hAnsi="Consolas"/>
+          <w:color w:val="0B3066"/>
+          <w:sz w:val="17"/>
+        </w:rPr>
+        <w:t>COPY backend ./backend ; COPY frontend ./frontend</w:t>
+        <w:br/>
+      </w:r>
+      <w:r>
+        <w:rPr>
+          <w:rFonts w:ascii="Consolas" w:hAnsi="Consolas"/>
+          <w:color w:val="0B3066"/>
+          <w:sz w:val="17"/>
+        </w:rPr>
+        <w:t>CMD ["uvicorn", "backend.main:app", "--host", "0.0.0.0", "--port", "8000"]</w:t>
       </w:r>
     </w:p>
     <w:p>
@@ -1389,8 +1479,61 @@
       <w:r>
         <w:drawing>
           <wp:inline xmlns:a="http://schemas.openxmlformats.org/drawingml/2006/main" xmlns:pic="http://schemas.openxmlformats.org/drawingml/2006/picture">
+            <wp:extent cx="5669280" cy="2747865"/>
+            <wp:docPr id="6" name="Picture 6"/>
+            <wp:cNvGraphicFramePr>
+              <a:graphicFrameLocks noChangeAspect="1"/>
+            </wp:cNvGraphicFramePr>
+            <a:graphic>
+              <a:graphicData uri="http://schemas.openxmlformats.org/drawingml/2006/picture">
+                <pic:pic>
+                  <pic:nvPicPr>
+                    <pic:cNvPr id="0" name="docker.png"/>
+                    <pic:cNvPicPr/>
+                  </pic:nvPicPr>
+                  <pic:blipFill>
+                    <a:blip r:embed="rId14"/>
+                    <a:stretch>
+                      <a:fillRect/>
+                    </a:stretch>
+                  </pic:blipFill>
+                  <pic:spPr>
+                    <a:xfrm>
+                      <a:off x="0" y="0"/>
+                      <a:ext cx="5669280" cy="2747865"/>
+                    </a:xfrm>
+                    <a:prstGeom prst="rect"/>
+                  </pic:spPr>
+                </pic:pic>
+              </a:graphicData>
+            </a:graphic>
+          </wp:inline>
+        </w:drawing>
+      </w:r>
+    </w:p>
+    <w:p>
+      <w:pPr>
+        <w:spacing w:after="200"/>
+        <w:jc w:val="center"/>
+      </w:pPr>
+      <w:r>
+        <w:rPr>
+          <w:i/>
+          <w:color w:val="6B7280"/>
+          <w:sz w:val="18"/>
+        </w:rPr>
+        <w:t>Figure 6: The app running inside a Docker container, serving S3.</w:t>
+      </w:r>
+    </w:p>
+    <w:p>
+      <w:pPr>
+        <w:jc w:val="center"/>
+      </w:pPr>
+      <w:r>
+        <w:drawing>
+          <wp:inline xmlns:a="http://schemas.openxmlformats.org/drawingml/2006/main" xmlns:pic="http://schemas.openxmlformats.org/drawingml/2006/picture">
             <wp:extent cx="5669280" cy="4142935"/>
-            <wp:docPr id="6" name="Picture 6"/>
+            <wp:docPr id="7" name="Picture 7"/>
             <wp:cNvGraphicFramePr>
               <a:graphicFrameLocks noChangeAspect="1"/>
             </wp:cNvGraphicFramePr>
@@ -1402,7 +1545,7 @@
                     <pic:cNvPicPr/>
                   </pic:nvPicPr>
                   <pic:blipFill>
-                    <a:blip r:embed="rId14"/>
+                    <a:blip r:embed="rId15"/>
                     <a:stretch>
                       <a:fillRect/>
                     </a:stretch>
@@ -1432,7 +1575,7 @@
           <w:color w:val="6B7280"/>
           <w:sz w:val="18"/>
         </w:rPr>
-        <w:t>Figure 6: GitHub Actions — CI and Deploy workflows running green.</w:t>
+        <w:t>Figure 7: GitHub Actions — CI and Deploy workflows running green.</w:t>
       </w:r>
     </w:p>
     <w:p>
@@ -1673,7 +1816,7 @@
           <w:color w:val="1F2937"/>
           <w:sz w:val="21"/>
         </w:rPr>
-        <w:t>I delivered the sharing and collaboration features — user-to-user sharing, public expiring links, and the 'Shared with me' view with secure pre-signed downloads — plus the project's deployment (Render / ECS / tunnel) and the network (VPC and load balancer) that put it online.</w:t>
+        <w:t>I delivered the sharing and collaboration features — user-to-user sharing, public expiring links, and the 'Shared with me' view with secure pre-signed downloads — plus the project's containerization (Docker), its deployment (Render / ECS / tunnel) and the network (VPC and load balancer) that put it online.</w:t>
       </w:r>
     </w:p>
     <w:sectPr>
